--- a/en/wisdom-stories/market-of-good-neighbors.docx
+++ b/en/wisdom-stories/market-of-good-neighbors.docx
@@ -53,7 +53,7 @@
         <w:rPr>
           <w:lang/>
         </w:rPr>
-        <w:t>“I’d like half a batman of butter, half a batman of honey, and some cheese.”</w:t>
+        <w:t xml:space="preserve">“I’d like half a batman (a traditional unit of weight) of butter, half a batman of honey, and some cheese.”</w:t>
       </w:r>
     </w:p>
     <w:p>
@@ -79,7 +79,7 @@
         <w:rPr>
           <w:lang/>
         </w:rPr>
-        <w:t>“Sir, I can certainly sell you the honey and cheese as well. But this butter is my first sale of the day, while my neighbour has sold nothing yet. I would be grateful if you bought the rest from the shop opposite.”</w:t>
+        <w:t xml:space="preserve">“Sir, I can certainly sell you the honey and cheese as well. But this butter is my first sale of the day, while my neighbor has sold nothing yet. I would be grateful if you bought the rest from the shop opposite.”</w:t>
       </w:r>
     </w:p>
     <w:p>
@@ -118,7 +118,7 @@
         <w:rPr>
           <w:lang/>
         </w:rPr>
-        <w:t>“Thank God, you have brought me my first sale of the day. May I ask a favour? Please buy your cheese from the shop next door. Its owner is still waiting for his first customer.”</w:t>
+        <w:t xml:space="preserve">“Thank God, you have brought me my first sale of the day. May I ask a favor? Please buy your cheese from the shop next door. Its owner is still waiting for his first customer.”</w:t>
       </w:r>
     </w:p>
     <w:p>
@@ -172,7 +172,7 @@
           <w:bCs/>
           <w:lang/>
         </w:rPr>
-        <w:t>Moral: A community grows stronger when people care about their neighbours’ livelihoods as well as their own. True success lies not in leaving others behind, but in moving forward together.</w:t>
+        <w:t xml:space="preserve">Moral: A community grows stronger when people care about their neighbors’ livelihoods as well as their own. True success lies not in leaving others behind, but in moving forward together.</w:t>
       </w:r>
     </w:p>
     <w:p>
